--- a/data/cvs/cv_207_Legend_Senior_Software_Engineer_-_Ruby.docx
+++ b/data/cvs/cv_207_Legend_Senior_Software_Engineer_-_Ruby.docx
@@ -86,7 +86,7 @@
         <w:rPr>
           <w:sz w:val="20"/>
         </w:rPr>
-        <w:t>Senior Software Engineer with a strong background in full-stack development and AI engineering. I excel in building scalable, user-centric solutions, from Ruby backends to React frontends, with a focus on performance and accessibility. My experience spans enterprise applications, AI model training, and automation, including live projects like SAP API integrations and AI-powered tender scraping pipelines. I'm passionate about delivering high-quality, innovative software solutions.</w:t>
+        <w:t>Senior Software Engineer with a strong background in full-stack development and AI engineering. I excel in Ruby, JavaScript, and React/Next, and have extensive experience with web development, APIs, and automation. My recent work includes building scalable, AI-driven systems at Copy Cat Group, where I've led projects like the SAP API + Credit Control System integration and the AI Tender Scraping Pipeline. I'm passionate about creating efficient, user-centric solutions and thrive in collaborative, Agile environments.</w:t>
       </w:r>
     </w:p>
     <w:p>
@@ -137,7 +137,7 @@
         <w:rPr>
           <w:sz w:val="20"/>
         </w:rPr>
-        <w:t>React, Next.js, Node.js, Django, Flask</w:t>
+        <w:t>React/Next, Node.js, Django, Flask</w:t>
       </w:r>
     </w:p>
     <w:p>
@@ -191,7 +191,7 @@
         <w:rPr>
           <w:sz w:val="20"/>
         </w:rPr>
-        <w:t>LLM Evaluation, Prompt Engineering, Dataset Structuring, Multimodal AI Training</w:t>
+        <w:t>LLM Evaluation, Prompt Engineering, Dataset Structuring, Groq API, Gemini API</w:t>
       </w:r>
     </w:p>
     <w:p>
@@ -209,7 +209,7 @@
         <w:rPr>
           <w:sz w:val="20"/>
         </w:rPr>
-        <w:t>n8n, Playwright, Web Scraping, REST APIs, Git, CI/CD</w:t>
+        <w:t>n8n, Playwright, APScheduler, Web Scraping, REST APIs</w:t>
       </w:r>
     </w:p>
     <w:p>
@@ -227,7 +227,7 @@
         <w:rPr>
           <w:sz w:val="20"/>
         </w:rPr>
-        <w:t>Oracle Cloud, Google Cloud Platform, Docker</w:t>
+        <w:t>Git, GitHub, CI/CD, Oracle Cloud, Google Cloud Platform</w:t>
       </w:r>
     </w:p>
     <w:p>
@@ -245,7 +245,7 @@
         <w:rPr>
           <w:sz w:val="20"/>
         </w:rPr>
-        <w:t>React/Next, Pub/Sub, WebSockets, Server-Sent Events (SSE), Domain-Driven Design (DDD), API-first architecture, Backend development, Platform architecture, Real-time systems</w:t>
+        <w:t>Pub/Sub, Websockets, Server-Sent Events (SSE), Domain-Driven Design, API-first architecture, Software design patterns, SOLID, GRASP, Backend development, Platform architecture</w:t>
       </w:r>
     </w:p>
     <w:p>
@@ -263,7 +263,7 @@
         <w:rPr>
           <w:sz w:val="20"/>
         </w:rPr>
-        <w:t>Scalability, Performance optimization, Code reviews, Engineering best practices, Cross-functional collaboration, Product engineering, Technical design, Agile methodologies, CI/CD practices, High-growth product development</w:t>
+        <w:t>Real-time systems, Scalability, Security, Performance optimization, Code reviews, Engineering best practices, Cross-functional collaboration, Product engineering, Technical design, Feature development, Application security</w:t>
       </w:r>
     </w:p>
     <w:p>
@@ -313,7 +313,7 @@
         <w:rPr>
           <w:sz w:val="20"/>
         </w:rPr>
-        <w:t>Integrating SAP APIs with internal systems for automated credit control, serving multiple business units.</w:t>
+        <w:t>Led the SAP API + Credit Control System integration, creating an automated system for OA and IT business units.</w:t>
       </w:r>
     </w:p>
     <w:p>
@@ -325,7 +325,7 @@
         <w:rPr>
           <w:sz w:val="20"/>
         </w:rPr>
-        <w:t>Designing and documenting enterprise architecture, including application, data, integration, and security layers.</w:t>
+        <w:t>Designed and implemented an AI Tender Scraping Pipeline, automating tender discovery and processing.</w:t>
       </w:r>
     </w:p>
     <w:p>
@@ -337,7 +337,7 @@
         <w:rPr>
           <w:sz w:val="20"/>
         </w:rPr>
-        <w:t>Building an AI-powered tender scraping pipeline, automating tender discovery and processing for business growth.</w:t>
+        <w:t>Authored comprehensive System Design Documents (SDDs) and Business Requirements Documents (BRDs) for enterprise architecture and project scoping.</w:t>
       </w:r>
     </w:p>
     <w:p>
@@ -372,7 +372,7 @@
         <w:rPr>
           <w:sz w:val="20"/>
         </w:rPr>
-        <w:t>Generating difference-based captions for multimodal datasets, improving model accuracy through detailed annotations.</w:t>
+        <w:t>Generated accurate captions for multimodal datasets, improving model accuracy through difference-based training.</w:t>
       </w:r>
     </w:p>
     <w:p>
@@ -407,7 +407,7 @@
         <w:rPr>
           <w:sz w:val="20"/>
         </w:rPr>
-        <w:t>Developing full-stack solutions with optimised APIs and UI components, ensuring high performance and client satisfaction.</w:t>
+        <w:t>Built full-stack solutions, including UI components and API optimisation, for diverse U.S. clients.</w:t>
       </w:r>
     </w:p>
     <w:p>
@@ -442,7 +442,7 @@
         <w:rPr>
           <w:sz w:val="20"/>
         </w:rPr>
-        <w:t>Creating structured datasets for health and agriculture AI systems, ensuring annotation quality across languages and modalities.</w:t>
+        <w:t>Performed intent detection and slot tagging for health and agriculture AI systems, ensuring multilingual data consistency.</w:t>
       </w:r>
     </w:p>
     <w:p>
